--- a/Document/Doc1.docx
+++ b/Document/Doc1.docx
@@ -145,7 +145,6 @@
         </w:rPr>
         <w:t xml:space="preserve"> </w:t>
       </w:r>
-      <w:proofErr w:type="gramStart"/>
       <w:r>
         <w:rPr>
           <w:rFonts w:ascii="Nirmala UI" w:hAnsi="Nirmala UI" w:cs="Nirmala UI"/>
@@ -163,17 +162,7 @@
           <w:sz w:val="24"/>
           <w:szCs w:val="24"/>
         </w:rPr>
-        <w:t>rendered</w:t>
-      </w:r>
-      <w:proofErr w:type="gramEnd"/>
-      <w:r>
-        <w:rPr>
-          <w:b/>
-          <w:bCs/>
-          <w:sz w:val="24"/>
-          <w:szCs w:val="24"/>
-        </w:rPr>
-        <w:t xml:space="preserve"> </w:t>
+        <w:t xml:space="preserve">rendered </w:t>
       </w:r>
       <w:r>
         <w:rPr>
@@ -369,7 +358,7 @@
           <w:szCs w:val="24"/>
         </w:rPr>
         <w:pict w14:anchorId="028827A3">
-          <v:rect id="_x0000_i1097" style="width:0;height:1.5pt" o:hralign="center" o:hrstd="t" o:hr="t" fillcolor="#a0a0a0" stroked="f"/>
+          <v:rect id="_x0000_i1025" style="width:0;height:1.5pt" o:hralign="center" o:hrstd="t" o:hr="t" fillcolor="#a0a0a0" stroked="f"/>
         </w:pict>
       </w:r>
     </w:p>
@@ -862,7 +851,7 @@
           <w:szCs w:val="24"/>
         </w:rPr>
         <w:pict w14:anchorId="3C654D44">
-          <v:rect id="_x0000_i1098" style="width:0;height:1.5pt" o:hralign="center" o:hrstd="t" o:hr="t" fillcolor="#a0a0a0" stroked="f"/>
+          <v:rect id="_x0000_i1026" style="width:0;height:1.5pt" o:hralign="center" o:hrstd="t" o:hr="t" fillcolor="#a0a0a0" stroked="f"/>
         </w:pict>
       </w:r>
     </w:p>
@@ -1086,7 +1075,7 @@
           <w:szCs w:val="24"/>
         </w:rPr>
         <w:pict w14:anchorId="1551F443">
-          <v:rect id="_x0000_i1099" style="width:0;height:1.5pt" o:hralign="center" o:hrstd="t" o:hr="t" fillcolor="#a0a0a0" stroked="f"/>
+          <v:rect id="_x0000_i1027" style="width:0;height:1.5pt" o:hralign="center" o:hrstd="t" o:hr="t" fillcolor="#a0a0a0" stroked="f"/>
         </w:pict>
       </w:r>
     </w:p>
@@ -1179,23 +1168,7 @@
           <w:sz w:val="24"/>
           <w:szCs w:val="24"/>
         </w:rPr>
-        <w:t xml:space="preserve">Earth → City → Property </w:t>
-      </w:r>
-      <w:proofErr w:type="gramStart"/>
-      <w:r>
-        <w:rPr>
-          <w:sz w:val="24"/>
-          <w:szCs w:val="24"/>
-        </w:rPr>
-        <w:t>zoom</w:t>
-      </w:r>
-      <w:proofErr w:type="gramEnd"/>
-      <w:r>
-        <w:rPr>
-          <w:sz w:val="24"/>
-          <w:szCs w:val="24"/>
-        </w:rPr>
-        <w:t xml:space="preserve"> </w:t>
+        <w:t xml:space="preserve">Earth → City → Property zoom </w:t>
       </w:r>
     </w:p>
     <w:p>
@@ -1459,7 +1432,7 @@
           <w:szCs w:val="24"/>
         </w:rPr>
         <w:pict w14:anchorId="1EE20A9D">
-          <v:rect id="_x0000_i1101" style="width:0;height:1.5pt" o:hralign="center" o:hrstd="t" o:hr="t" fillcolor="#a0a0a0" stroked="f"/>
+          <v:rect id="_x0000_i1028" style="width:0;height:1.5pt" o:hralign="center" o:hrstd="t" o:hr="t" fillcolor="#a0a0a0" stroked="f"/>
         </w:pict>
       </w:r>
     </w:p>
@@ -1568,7 +1541,7 @@
           <w:szCs w:val="24"/>
         </w:rPr>
         <w:pict w14:anchorId="60BDF862">
-          <v:rect id="_x0000_i1102" style="width:0;height:1.5pt" o:hralign="center" o:hrstd="t" o:hr="t" fillcolor="#a0a0a0" stroked="f"/>
+          <v:rect id="_x0000_i1029" style="width:0;height:1.5pt" o:hralign="center" o:hrstd="t" o:hr="t" fillcolor="#a0a0a0" stroked="f"/>
         </w:pict>
       </w:r>
     </w:p>
@@ -1647,7 +1620,7 @@
           <w:szCs w:val="24"/>
         </w:rPr>
         <w:pict w14:anchorId="72EEAF26">
-          <v:rect id="_x0000_i1103" style="width:0;height:1.5pt" o:hralign="center" o:hrstd="t" o:hr="t" fillcolor="#a0a0a0" stroked="f"/>
+          <v:rect id="_x0000_i1030" style="width:0;height:1.5pt" o:hralign="center" o:hrstd="t" o:hr="t" fillcolor="#a0a0a0" stroked="f"/>
         </w:pict>
       </w:r>
     </w:p>
@@ -1789,7 +1762,7 @@
           <w:szCs w:val="24"/>
         </w:rPr>
         <w:pict w14:anchorId="49C2460E">
-          <v:rect id="_x0000_i1104" style="width:0;height:1.5pt" o:hralign="center" o:hrstd="t" o:hr="t" fillcolor="#a0a0a0" stroked="f"/>
+          <v:rect id="_x0000_i1031" style="width:0;height:1.5pt" o:hralign="center" o:hrstd="t" o:hr="t" fillcolor="#a0a0a0" stroked="f"/>
         </w:pict>
       </w:r>
     </w:p>
@@ -1850,7 +1823,7 @@
           <w:szCs w:val="24"/>
         </w:rPr>
         <w:pict w14:anchorId="3D066DAA">
-          <v:rect id="_x0000_i1105" style="width:0;height:1.5pt" o:hralign="center" o:hrstd="t" o:hr="t" fillcolor="#a0a0a0" stroked="f"/>
+          <v:rect id="_x0000_i1032" style="width:0;height:1.5pt" o:hralign="center" o:hrstd="t" o:hr="t" fillcolor="#a0a0a0" stroked="f"/>
         </w:pict>
       </w:r>
     </w:p>
@@ -2246,7 +2219,6 @@
           <w:szCs w:val="24"/>
         </w:rPr>
       </w:pPr>
-      <w:proofErr w:type="gramStart"/>
       <w:r>
         <w:rPr>
           <w:rFonts w:ascii="Trebuchet MS" w:hAnsi="Trebuchet MS"/>
@@ -2267,7 +2239,6 @@
         <w:t>Pannellum</w:t>
       </w:r>
       <w:proofErr w:type="spellEnd"/>
-      <w:proofErr w:type="gramEnd"/>
       <w:r>
         <w:rPr>
           <w:rFonts w:ascii="Trebuchet MS" w:hAnsi="Trebuchet MS"/>
@@ -2285,7 +2256,6 @@
           <w:szCs w:val="24"/>
         </w:rPr>
       </w:pPr>
-      <w:proofErr w:type="gramStart"/>
       <w:r>
         <w:rPr>
           <w:rFonts w:ascii="Trebuchet MS" w:hAnsi="Trebuchet MS"/>
@@ -2304,7 +2274,6 @@
         </w:rPr>
         <w:t>Three.js</w:t>
       </w:r>
-      <w:proofErr w:type="gramEnd"/>
       <w:r>
         <w:rPr>
           <w:rFonts w:ascii="Trebuchet MS" w:hAnsi="Trebuchet MS"/>
@@ -2322,7 +2291,6 @@
           <w:szCs w:val="24"/>
         </w:rPr>
       </w:pPr>
-      <w:proofErr w:type="gramStart"/>
       <w:r>
         <w:rPr>
           <w:rFonts w:ascii="Trebuchet MS" w:hAnsi="Trebuchet MS"/>
@@ -2341,7 +2309,6 @@
         </w:rPr>
         <w:t>Matterport</w:t>
       </w:r>
-      <w:proofErr w:type="gramEnd"/>
     </w:p>
     <w:p>
       <w:pPr>
@@ -4188,7 +4155,7 @@
           <w:szCs w:val="24"/>
         </w:rPr>
         <w:pict w14:anchorId="5B95F5F1">
-          <v:rect id="_x0000_i1241" style="width:0;height:1.5pt" o:hralign="center" o:hrstd="t" o:hr="t" fillcolor="#a0a0a0" stroked="f"/>
+          <v:rect id="_x0000_i1033" style="width:0;height:1.5pt" o:hralign="center" o:hrstd="t" o:hr="t" fillcolor="#a0a0a0" stroked="f"/>
         </w:pict>
       </w:r>
     </w:p>
@@ -4326,7 +4293,7 @@
           <w:szCs w:val="24"/>
         </w:rPr>
         <w:pict w14:anchorId="2309068E">
-          <v:rect id="_x0000_i1242" style="width:0;height:1.5pt" o:hralign="center" o:hrstd="t" o:hr="t" fillcolor="#a0a0a0" stroked="f"/>
+          <v:rect id="_x0000_i1034" style="width:0;height:1.5pt" o:hralign="center" o:hrstd="t" o:hr="t" fillcolor="#a0a0a0" stroked="f"/>
         </w:pict>
       </w:r>
     </w:p>
@@ -4580,7 +4547,7 @@
           <w:szCs w:val="24"/>
         </w:rPr>
         <w:pict w14:anchorId="2C4D2D8F">
-          <v:rect id="_x0000_i1243" style="width:0;height:1.5pt" o:hralign="center" o:hrstd="t" o:hr="t" fillcolor="#a0a0a0" stroked="f"/>
+          <v:rect id="_x0000_i1035" style="width:0;height:1.5pt" o:hralign="center" o:hrstd="t" o:hr="t" fillcolor="#a0a0a0" stroked="f"/>
         </w:pict>
       </w:r>
     </w:p>
@@ -5250,7 +5217,7 @@
           <w:szCs w:val="24"/>
         </w:rPr>
         <w:pict w14:anchorId="3AA9DFC9">
-          <v:rect id="_x0000_i1106" style="width:0;height:1.5pt" o:hralign="center" o:hrstd="t" o:hr="t" fillcolor="#a0a0a0" stroked="f"/>
+          <v:rect id="_x0000_i1036" style="width:0;height:1.5pt" o:hralign="center" o:hrstd="t" o:hr="t" fillcolor="#a0a0a0" stroked="f"/>
         </w:pict>
       </w:r>
     </w:p>
@@ -5503,7 +5470,7 @@
           <w:szCs w:val="24"/>
         </w:rPr>
         <w:pict w14:anchorId="21FAF15F">
-          <v:rect id="_x0000_i1107" style="width:0;height:1.5pt" o:hralign="center" o:hrstd="t" o:hr="t" fillcolor="#a0a0a0" stroked="f"/>
+          <v:rect id="_x0000_i1037" style="width:0;height:1.5pt" o:hralign="center" o:hrstd="t" o:hr="t" fillcolor="#a0a0a0" stroked="f"/>
         </w:pict>
       </w:r>
     </w:p>
@@ -5675,13 +5642,6 @@
       </w:hyperlink>
     </w:p>
     <w:p>
-      <w:pPr>
-        <w:rPr>
-          <w:rFonts w:ascii="Trebuchet MS" w:hAnsi="Trebuchet MS"/>
-          <w:sz w:val="24"/>
-          <w:szCs w:val="24"/>
-        </w:rPr>
-      </w:pPr>
       <w:hyperlink r:id="rId8" w:history="1">
         <w:r>
           <w:rPr>
@@ -5709,6 +5669,35 @@
       <w:pPr>
         <w:rPr>
           <w:rFonts w:ascii="Trebuchet MS" w:hAnsi="Trebuchet MS"/>
+          <w:sz w:val="24"/>
+          <w:szCs w:val="24"/>
+        </w:rPr>
+      </w:pPr>
+      <w:hyperlink r:id="rId9" w:history="1">
+        <w:r>
+          <w:rPr>
+            <w:rStyle w:val="Hyperlink"/>
+            <w:rFonts w:ascii="Trebuchet MS" w:hAnsi="Trebuchet MS"/>
+            <w:sz w:val="24"/>
+            <w:szCs w:val="24"/>
+          </w:rPr>
+          <w:t>https://my.matterport.com/show/?m=roWLLMMmPL8</w:t>
+        </w:r>
+      </w:hyperlink>
+    </w:p>
+    <w:p>
+      <w:pPr>
+        <w:rPr>
+          <w:rFonts w:ascii="Trebuchet MS" w:hAnsi="Trebuchet MS"/>
+          <w:sz w:val="24"/>
+          <w:szCs w:val="24"/>
+        </w:rPr>
+      </w:pPr>
+    </w:p>
+    <w:p>
+      <w:pPr>
+        <w:rPr>
+          <w:rFonts w:ascii="Trebuchet MS" w:hAnsi="Trebuchet MS"/>
           <w:b/>
           <w:bCs/>
           <w:sz w:val="24"/>
@@ -6283,7 +6272,7 @@
           <w:szCs w:val="24"/>
         </w:rPr>
         <w:pict w14:anchorId="1EA362BF">
-          <v:rect id="_x0000_i1141" style="width:0;height:1.5pt" o:hralign="center" o:hrstd="t" o:hr="t" fillcolor="#a0a0a0" stroked="f"/>
+          <v:rect id="_x0000_i1038" style="width:0;height:1.5pt" o:hralign="center" o:hrstd="t" o:hr="t" fillcolor="#a0a0a0" stroked="f"/>
         </w:pict>
       </w:r>
     </w:p>
@@ -6357,6 +6346,7 @@
           <w:sz w:val="24"/>
           <w:szCs w:val="24"/>
         </w:rPr>
+        <w:lastRenderedPageBreak/>
         <w:t>“While Google Earth Studio can generate cinematic location-based animations, it cannot create interactive 360° virtual tours like automotive VR showrooms. Platforms such as Kia’s Virtual Showroom rely on WebGL-based rendering and panoramic image systems to enable real-time user interaction.”</w:t>
       </w:r>
     </w:p>
@@ -6374,9 +6364,8 @@
           <w:sz w:val="24"/>
           <w:szCs w:val="24"/>
         </w:rPr>
-        <w:lastRenderedPageBreak/>
         <w:pict w14:anchorId="7D10000A">
-          <v:rect id="_x0000_i1142" style="width:0;height:1.5pt" o:hralign="center" o:hrstd="t" o:hr="t" fillcolor="#a0a0a0" stroked="f"/>
+          <v:rect id="_x0000_i1039" style="width:0;height:1.5pt" o:hralign="center" o:hrstd="t" o:hr="t" fillcolor="#a0a0a0" stroked="f"/>
         </w:pict>
       </w:r>
     </w:p>
@@ -6494,7 +6483,7 @@
           <w:szCs w:val="24"/>
         </w:rPr>
         <w:pict w14:anchorId="69DE8AD9">
-          <v:rect id="_x0000_i1143" style="width:0;height:1.5pt" o:hralign="center" o:hrstd="t" o:hr="t" fillcolor="#a0a0a0" stroked="f"/>
+          <v:rect id="_x0000_i1040" style="width:0;height:1.5pt" o:hralign="center" o:hrstd="t" o:hr="t" fillcolor="#a0a0a0" stroked="f"/>
         </w:pict>
       </w:r>
     </w:p>
@@ -6573,7 +6562,7 @@
           <w:szCs w:val="24"/>
         </w:rPr>
         <w:pict w14:anchorId="7EA1D437">
-          <v:rect id="_x0000_i1153" style="width:0;height:1.5pt" o:hralign="center" o:hrstd="t" o:hr="t" fillcolor="#a0a0a0" stroked="f"/>
+          <v:rect id="_x0000_i1041" style="width:0;height:1.5pt" o:hralign="center" o:hrstd="t" o:hr="t" fillcolor="#a0a0a0" stroked="f"/>
         </w:pict>
       </w:r>
     </w:p>
@@ -6945,7 +6934,7 @@
           <w:szCs w:val="24"/>
         </w:rPr>
         <w:pict w14:anchorId="797E567B">
-          <v:rect id="_x0000_i1209" style="width:0;height:1.5pt" o:hralign="center" o:hrstd="t" o:hr="t" fillcolor="#a0a0a0" stroked="f"/>
+          <v:rect id="_x0000_i1042" style="width:0;height:1.5pt" o:hralign="center" o:hrstd="t" o:hr="t" fillcolor="#a0a0a0" stroked="f"/>
         </w:pict>
       </w:r>
     </w:p>
@@ -7166,6 +7155,7 @@
           <w:sz w:val="24"/>
           <w:szCs w:val="24"/>
         </w:rPr>
+        <w:lastRenderedPageBreak/>
         <w:t xml:space="preserve">room navigation </w:t>
       </w:r>
     </w:p>
@@ -7225,7 +7215,6 @@
           <w:sz w:val="24"/>
           <w:szCs w:val="24"/>
         </w:rPr>
-        <w:lastRenderedPageBreak/>
         <w:t>👉</w:t>
       </w:r>
       <w:r>
@@ -7289,7 +7278,7 @@
           <w:szCs w:val="24"/>
         </w:rPr>
         <w:pict w14:anchorId="7EC898CD">
-          <v:rect id="_x0000_i1210" style="width:0;height:1.5pt" o:hralign="center" o:hrstd="t" o:hr="t" fillcolor="#a0a0a0" stroked="f"/>
+          <v:rect id="_x0000_i1043" style="width:0;height:1.5pt" o:hralign="center" o:hrstd="t" o:hr="t" fillcolor="#a0a0a0" stroked="f"/>
         </w:pict>
       </w:r>
     </w:p>
@@ -7506,7 +7495,7 @@
           <w:szCs w:val="24"/>
         </w:rPr>
         <w:pict w14:anchorId="709AF4DE">
-          <v:rect id="_x0000_i1211" style="width:0;height:1.5pt" o:hralign="center" o:hrstd="t" o:hr="t" fillcolor="#a0a0a0" stroked="f"/>
+          <v:rect id="_x0000_i1044" style="width:0;height:1.5pt" o:hralign="center" o:hrstd="t" o:hr="t" fillcolor="#a0a0a0" stroked="f"/>
         </w:pict>
       </w:r>
     </w:p>
@@ -7689,7 +7678,7 @@
           <w:szCs w:val="24"/>
         </w:rPr>
         <w:pict w14:anchorId="03B0E75B">
-          <v:rect id="_x0000_i1212" style="width:0;height:1.5pt" o:hralign="center" o:hrstd="t" o:hr="t" fillcolor="#a0a0a0" stroked="f"/>
+          <v:rect id="_x0000_i1045" style="width:0;height:1.5pt" o:hralign="center" o:hrstd="t" o:hr="t" fillcolor="#a0a0a0" stroked="f"/>
         </w:pict>
       </w:r>
     </w:p>
@@ -8232,7 +8221,7 @@
           <w:szCs w:val="24"/>
         </w:rPr>
         <w:pict w14:anchorId="34A84788">
-          <v:rect id="_x0000_i1213" style="width:0;height:1.5pt" o:hralign="center" o:hrstd="t" o:hr="t" fillcolor="#a0a0a0" stroked="f"/>
+          <v:rect id="_x0000_i1046" style="width:0;height:1.5pt" o:hralign="center" o:hrstd="t" o:hr="t" fillcolor="#a0a0a0" stroked="f"/>
         </w:pict>
       </w:r>
     </w:p>
@@ -8316,7 +8305,7 @@
           <w:szCs w:val="24"/>
         </w:rPr>
         <w:pict w14:anchorId="36CCEC19">
-          <v:rect id="_x0000_i1214" style="width:0;height:1.5pt" o:hralign="center" o:hrstd="t" o:hr="t" fillcolor="#a0a0a0" stroked="f"/>
+          <v:rect id="_x0000_i1047" style="width:0;height:1.5pt" o:hralign="center" o:hrstd="t" o:hr="t" fillcolor="#a0a0a0" stroked="f"/>
         </w:pict>
       </w:r>
     </w:p>
@@ -8338,6 +8327,7 @@
           <w:sz w:val="24"/>
           <w:szCs w:val="24"/>
         </w:rPr>
+        <w:lastRenderedPageBreak/>
         <w:t>💡</w:t>
       </w:r>
       <w:r>
@@ -8495,7 +8485,6 @@
           <w:sz w:val="24"/>
           <w:szCs w:val="24"/>
         </w:rPr>
-        <w:lastRenderedPageBreak/>
         <w:t xml:space="preserve">Layer 1 </w:t>
       </w:r>
       <w:r>
@@ -8580,7 +8569,7 @@
           <w:szCs w:val="24"/>
         </w:rPr>
         <w:pict w14:anchorId="6E8A3DB1">
-          <v:rect id="_x0000_i1215" style="width:0;height:1.5pt" o:hralign="center" o:hrstd="t" o:hr="t" fillcolor="#a0a0a0" stroked="f"/>
+          <v:rect id="_x0000_i1048" style="width:0;height:1.5pt" o:hralign="center" o:hrstd="t" o:hr="t" fillcolor="#a0a0a0" stroked="f"/>
         </w:pict>
       </w:r>
     </w:p>
@@ -8637,7 +8626,6 @@
           <w:szCs w:val="24"/>
         </w:rPr>
       </w:pPr>
-      <w:proofErr w:type="gramStart"/>
       <w:r>
         <w:rPr>
           <w:rFonts w:ascii="Trebuchet MS" w:hAnsi="Trebuchet MS"/>
@@ -8654,7 +8642,6 @@
         </w:rPr>
         <w:t>✅</w:t>
       </w:r>
-      <w:proofErr w:type="gramEnd"/>
       <w:r>
         <w:rPr>
           <w:rFonts w:ascii="Trebuchet MS" w:hAnsi="Trebuchet MS"/>
@@ -8690,7 +8677,6 @@
           <w:szCs w:val="24"/>
         </w:rPr>
       </w:pPr>
-      <w:proofErr w:type="gramStart"/>
       <w:r>
         <w:rPr>
           <w:rFonts w:ascii="Trebuchet MS" w:hAnsi="Trebuchet MS"/>
@@ -8707,7 +8693,6 @@
         </w:rPr>
         <w:t>✅</w:t>
       </w:r>
-      <w:proofErr w:type="gramEnd"/>
       <w:r>
         <w:rPr>
           <w:rFonts w:ascii="Trebuchet MS" w:hAnsi="Trebuchet MS"/>
@@ -8725,7 +8710,6 @@
           <w:szCs w:val="24"/>
         </w:rPr>
       </w:pPr>
-      <w:proofErr w:type="gramStart"/>
       <w:r>
         <w:rPr>
           <w:rFonts w:ascii="Trebuchet MS" w:hAnsi="Trebuchet MS"/>
@@ -8742,7 +8726,6 @@
         </w:rPr>
         <w:t>✅</w:t>
       </w:r>
-      <w:proofErr w:type="gramEnd"/>
       <w:r>
         <w:rPr>
           <w:rFonts w:ascii="Trebuchet MS" w:hAnsi="Trebuchet MS"/>
@@ -8760,7 +8743,6 @@
           <w:szCs w:val="24"/>
         </w:rPr>
       </w:pPr>
-      <w:proofErr w:type="gramStart"/>
       <w:r>
         <w:rPr>
           <w:rFonts w:ascii="Trebuchet MS" w:hAnsi="Trebuchet MS"/>
@@ -8777,7 +8759,6 @@
         </w:rPr>
         <w:t>✅</w:t>
       </w:r>
-      <w:proofErr w:type="gramEnd"/>
       <w:r>
         <w:rPr>
           <w:rFonts w:ascii="Trebuchet MS" w:hAnsi="Trebuchet MS"/>
@@ -8990,7 +8971,6 @@
           <w:sz w:val="24"/>
           <w:szCs w:val="24"/>
         </w:rPr>
-        <w:lastRenderedPageBreak/>
         <w:t xml:space="preserve">The real estate industry is rapidly adopting digital technologies to enhance property visualization and improve buyer engagement. One of the most impactful innovations is the use of </w:t>
       </w:r>
       <w:r>
@@ -9115,7 +9095,7 @@
           <w:szCs w:val="24"/>
         </w:rPr>
         <w:pict w14:anchorId="30C8A3A4">
-          <v:rect id="_x0000_i1289" style="width:0;height:1.5pt" o:hralign="center" o:hrstd="t" o:hr="t" fillcolor="#a0a0a0" stroked="f"/>
+          <v:rect id="_x0000_i1049" style="width:0;height:1.5pt" o:hralign="center" o:hrstd="t" o:hr="t" fillcolor="#a0a0a0" stroked="f"/>
         </w:pict>
       </w:r>
     </w:p>
@@ -9301,7 +9281,7 @@
           <w:szCs w:val="24"/>
         </w:rPr>
         <w:pict w14:anchorId="1C3AA40C">
-          <v:rect id="_x0000_i1290" style="width:0;height:1.5pt" o:hralign="center" o:hrstd="t" o:hr="t" fillcolor="#a0a0a0" stroked="f"/>
+          <v:rect id="_x0000_i1050" style="width:0;height:1.5pt" o:hralign="center" o:hrstd="t" o:hr="t" fillcolor="#a0a0a0" stroked="f"/>
         </w:pict>
       </w:r>
     </w:p>
@@ -9525,7 +9505,7 @@
           <w:szCs w:val="24"/>
         </w:rPr>
         <w:pict w14:anchorId="10B40F31">
-          <v:rect id="_x0000_i1291" style="width:0;height:1.5pt" o:hralign="center" o:hrstd="t" o:hr="t" fillcolor="#a0a0a0" stroked="f"/>
+          <v:rect id="_x0000_i1051" style="width:0;height:1.5pt" o:hralign="center" o:hrstd="t" o:hr="t" fillcolor="#a0a0a0" stroked="f"/>
         </w:pict>
       </w:r>
     </w:p>
@@ -9624,6 +9604,7 @@
           <w:sz w:val="24"/>
           <w:szCs w:val="24"/>
         </w:rPr>
+        <w:lastRenderedPageBreak/>
         <w:t xml:space="preserve">cinematic zoom animations </w:t>
       </w:r>
     </w:p>
@@ -9701,7 +9682,6 @@
           <w:sz w:val="24"/>
           <w:szCs w:val="24"/>
         </w:rPr>
-        <w:lastRenderedPageBreak/>
         <w:t xml:space="preserve">it lacks </w:t>
       </w:r>
       <w:r>
@@ -9738,7 +9718,7 @@
           <w:szCs w:val="24"/>
         </w:rPr>
         <w:pict w14:anchorId="66B7926E">
-          <v:rect id="_x0000_i1292" style="width:0;height:1.5pt" o:hralign="center" o:hrstd="t" o:hr="t" fillcolor="#a0a0a0" stroked="f"/>
+          <v:rect id="_x0000_i1052" style="width:0;height:1.5pt" o:hralign="center" o:hrstd="t" o:hr="t" fillcolor="#a0a0a0" stroked="f"/>
         </w:pict>
       </w:r>
     </w:p>
@@ -9898,7 +9878,7 @@
           <w:szCs w:val="24"/>
         </w:rPr>
         <w:pict w14:anchorId="2B7978AD">
-          <v:rect id="_x0000_i1293" style="width:0;height:1.5pt" o:hralign="center" o:hrstd="t" o:hr="t" fillcolor="#a0a0a0" stroked="f"/>
+          <v:rect id="_x0000_i1053" style="width:0;height:1.5pt" o:hralign="center" o:hrstd="t" o:hr="t" fillcolor="#a0a0a0" stroked="f"/>
         </w:pict>
       </w:r>
     </w:p>
@@ -9982,7 +9962,7 @@
           <w:szCs w:val="24"/>
         </w:rPr>
         <w:pict w14:anchorId="6E176235">
-          <v:rect id="_x0000_i1294" style="width:0;height:1.5pt" o:hralign="center" o:hrstd="t" o:hr="t" fillcolor="#a0a0a0" stroked="f"/>
+          <v:rect id="_x0000_i1054" style="width:0;height:1.5pt" o:hralign="center" o:hrstd="t" o:hr="t" fillcolor="#a0a0a0" stroked="f"/>
         </w:pict>
       </w:r>
     </w:p>
@@ -10062,18 +10042,8 @@
           <w:sz w:val="24"/>
           <w:szCs w:val="24"/>
         </w:rPr>
-        <w:t xml:space="preserve">[ Google Earth </w:t>
-      </w:r>
-      <w:proofErr w:type="gramStart"/>
-      <w:r>
-        <w:rPr>
-          <w:rFonts w:ascii="Trebuchet MS" w:hAnsi="Trebuchet MS"/>
-          <w:sz w:val="24"/>
-          <w:szCs w:val="24"/>
-        </w:rPr>
-        <w:t>Studio ]</w:t>
-      </w:r>
-      <w:proofErr w:type="gramEnd"/>
+        <w:t>[ Google Earth Studio ]</w:t>
+      </w:r>
       <w:r>
         <w:rPr>
           <w:rFonts w:ascii="Trebuchet MS" w:hAnsi="Trebuchet MS"/>
@@ -10124,18 +10094,8 @@
           <w:szCs w:val="24"/>
         </w:rPr>
         <w:br/>
-        <w:t>[ Web App (React</w:t>
-      </w:r>
-      <w:proofErr w:type="gramStart"/>
-      <w:r>
-        <w:rPr>
-          <w:rFonts w:ascii="Trebuchet MS" w:hAnsi="Trebuchet MS"/>
-          <w:sz w:val="24"/>
-          <w:szCs w:val="24"/>
-        </w:rPr>
-        <w:t>) ]</w:t>
-      </w:r>
-      <w:proofErr w:type="gramEnd"/>
+        <w:t>[ Web App (React) ]</w:t>
+      </w:r>
       <w:r>
         <w:rPr>
           <w:rFonts w:ascii="Trebuchet MS" w:hAnsi="Trebuchet MS"/>
@@ -10172,7 +10132,6 @@
         <w:t>Pannellum</w:t>
       </w:r>
       <w:proofErr w:type="spellEnd"/>
-      <w:proofErr w:type="gramStart"/>
       <w:r>
         <w:rPr>
           <w:rFonts w:ascii="Trebuchet MS" w:hAnsi="Trebuchet MS"/>
@@ -10181,7 +10140,6 @@
         </w:rPr>
         <w:t>) ]</w:t>
       </w:r>
-      <w:proofErr w:type="gramEnd"/>
       <w:r>
         <w:rPr>
           <w:rFonts w:ascii="Trebuchet MS" w:hAnsi="Trebuchet MS"/>
@@ -10206,18 +10164,8 @@
           <w:szCs w:val="24"/>
         </w:rPr>
         <w:br/>
-        <w:t xml:space="preserve">[ Backend </w:t>
-      </w:r>
-      <w:proofErr w:type="gramStart"/>
-      <w:r>
-        <w:rPr>
-          <w:rFonts w:ascii="Trebuchet MS" w:hAnsi="Trebuchet MS"/>
-          <w:sz w:val="24"/>
-          <w:szCs w:val="24"/>
-        </w:rPr>
-        <w:t>API ]</w:t>
-      </w:r>
-      <w:proofErr w:type="gramEnd"/>
+        <w:t>[ Backend API ]</w:t>
+      </w:r>
       <w:r>
         <w:rPr>
           <w:rFonts w:ascii="Trebuchet MS" w:hAnsi="Trebuchet MS"/>
@@ -10242,18 +10190,8 @@
           <w:szCs w:val="24"/>
         </w:rPr>
         <w:br/>
-        <w:t>[ Database + Storage (S3/CDN</w:t>
-      </w:r>
-      <w:proofErr w:type="gramStart"/>
-      <w:r>
-        <w:rPr>
-          <w:rFonts w:ascii="Trebuchet MS" w:hAnsi="Trebuchet MS"/>
-          <w:sz w:val="24"/>
-          <w:szCs w:val="24"/>
-        </w:rPr>
-        <w:t>) ]</w:t>
-      </w:r>
-      <w:proofErr w:type="gramEnd"/>
+        <w:t>[ Database + Storage (S3/CDN) ]</w:t>
+      </w:r>
     </w:p>
     <w:p>
       <w:pPr>
@@ -10270,7 +10208,7 @@
           <w:szCs w:val="24"/>
         </w:rPr>
         <w:pict w14:anchorId="121F7189">
-          <v:rect id="_x0000_i1295" style="width:0;height:1.5pt" o:hralign="center" o:hrstd="t" o:hr="t" fillcolor="#a0a0a0" stroked="f"/>
+          <v:rect id="_x0000_i1055" style="width:0;height:1.5pt" o:hralign="center" o:hrstd="t" o:hr="t" fillcolor="#a0a0a0" stroked="f"/>
         </w:pict>
       </w:r>
     </w:p>
@@ -10449,6 +10387,7 @@
           <w:sz w:val="24"/>
           <w:szCs w:val="24"/>
         </w:rPr>
+        <w:lastRenderedPageBreak/>
         <w:t>3. Backend Layer</w:t>
       </w:r>
     </w:p>
@@ -15971,6 +15910,7 @@
   <w:style w:type="character" w:default="1" w:styleId="DefaultParagraphFont">
     <w:name w:val="Default Paragraph Font"/>
     <w:uiPriority w:val="1"/>
+    <w:semiHidden/>
     <w:unhideWhenUsed/>
   </w:style>
   <w:style w:type="table" w:default="1" w:styleId="TableNormal">
@@ -16339,6 +16279,18 @@
       </w:tblBorders>
     </w:tblPr>
   </w:style>
+  <w:style w:type="character" w:styleId="FollowedHyperlink">
+    <w:name w:val="FollowedHyperlink"/>
+    <w:basedOn w:val="DefaultParagraphFont"/>
+    <w:uiPriority w:val="99"/>
+    <w:semiHidden/>
+    <w:unhideWhenUsed/>
+    <w:rsid w:val="00B7192E"/>
+    <w:rPr>
+      <w:color w:val="954F72" w:themeColor="followedHyperlink"/>
+      <w:u w:val="single"/>
+    </w:rPr>
+  </w:style>
 </w:styles>
 </file>
 
